--- a/klagomål/S 5531-2021 FSC-klagomål.docx
+++ b/klagomål/S 5531-2021 FSC-klagomål.docx
@@ -862,7 +862,7 @@
     <w:r>
       <w:tab/>
       <w:tab/>
-      <w:t>2026-07-13</w:t>
+      <w:t>2026-07-14</w:t>
       <w:br/>
       <w:br/>
     </w:r>

--- a/klagomål/S 5531-2021 FSC-klagomål.docx
+++ b/klagomål/S 5531-2021 FSC-klagomål.docx
@@ -862,7 +862,7 @@
     <w:r>
       <w:tab/>
       <w:tab/>
-      <w:t>2026-07-14</w:t>
+      <w:t>2026-07-15</w:t>
       <w:br/>
       <w:br/>
     </w:r>

--- a/klagomål/S 5531-2021 FSC-klagomål.docx
+++ b/klagomål/S 5531-2021 FSC-klagomål.docx
@@ -862,7 +862,7 @@
     <w:r>
       <w:tab/>
       <w:tab/>
-      <w:t>2026-07-15</w:t>
+      <w:t>2026-07-16</w:t>
       <w:br/>
       <w:br/>
     </w:r>

--- a/klagomål/S 5531-2021 FSC-klagomål.docx
+++ b/klagomål/S 5531-2021 FSC-klagomål.docx
@@ -862,7 +862,7 @@
     <w:r>
       <w:tab/>
       <w:tab/>
-      <w:t>2026-07-16</w:t>
+      <w:t>2026-07-17</w:t>
       <w:br/>
       <w:br/>
     </w:r>

--- a/klagomål/S 5531-2021 FSC-klagomål.docx
+++ b/klagomål/S 5531-2021 FSC-klagomål.docx
@@ -862,7 +862,7 @@
     <w:r>
       <w:tab/>
       <w:tab/>
-      <w:t>2026-07-17</w:t>
+      <w:t>2026-07-18</w:t>
       <w:br/>
       <w:br/>
     </w:r>

--- a/klagomål/S 5531-2021 FSC-klagomål.docx
+++ b/klagomål/S 5531-2021 FSC-klagomål.docx
@@ -862,7 +862,7 @@
     <w:r>
       <w:tab/>
       <w:tab/>
-      <w:t>2026-07-18</w:t>
+      <w:t>2026-07-19</w:t>
       <w:br/>
       <w:br/>
     </w:r>

--- a/klagomål/S 5531-2021 FSC-klagomål.docx
+++ b/klagomål/S 5531-2021 FSC-klagomål.docx
@@ -862,7 +862,7 @@
     <w:r>
       <w:tab/>
       <w:tab/>
-      <w:t>2026-07-19</w:t>
+      <w:t>2026-07-20</w:t>
       <w:br/>
       <w:br/>
     </w:r>

--- a/klagomål/S 5531-2021 FSC-klagomål.docx
+++ b/klagomål/S 5531-2021 FSC-klagomål.docx
@@ -862,7 +862,7 @@
     <w:r>
       <w:tab/>
       <w:tab/>
-      <w:t>2026-07-20</w:t>
+      <w:t>2026-07-21</w:t>
       <w:br/>
       <w:br/>
     </w:r>

--- a/klagomål/S 5531-2021 FSC-klagomål.docx
+++ b/klagomål/S 5531-2021 FSC-klagomål.docx
@@ -862,7 +862,7 @@
     <w:r>
       <w:tab/>
       <w:tab/>
-      <w:t>2026-07-21</w:t>
+      <w:t>2026-07-22</w:t>
       <w:br/>
       <w:br/>
     </w:r>

--- a/klagomål/S 5531-2021 FSC-klagomål.docx
+++ b/klagomål/S 5531-2021 FSC-klagomål.docx
@@ -862,7 +862,7 @@
     <w:r>
       <w:tab/>
       <w:tab/>
-      <w:t>2026-07-22</w:t>
+      <w:t>2026-07-23</w:t>
       <w:br/>
       <w:br/>
     </w:r>

--- a/klagomål/S 5531-2021 FSC-klagomål.docx
+++ b/klagomål/S 5531-2021 FSC-klagomål.docx
@@ -862,7 +862,7 @@
     <w:r>
       <w:tab/>
       <w:tab/>
-      <w:t>2026-07-23</w:t>
+      <w:t>2026-07-24</w:t>
       <w:br/>
       <w:br/>
     </w:r>

--- a/klagomål/S 5531-2021 FSC-klagomål.docx
+++ b/klagomål/S 5531-2021 FSC-klagomål.docx
@@ -862,7 +862,7 @@
     <w:r>
       <w:tab/>
       <w:tab/>
-      <w:t>2026-07-24</w:t>
+      <w:t>2026-07-25</w:t>
       <w:br/>
       <w:br/>
     </w:r>

--- a/klagomål/S 5531-2021 FSC-klagomål.docx
+++ b/klagomål/S 5531-2021 FSC-klagomål.docx
@@ -862,7 +862,7 @@
     <w:r>
       <w:tab/>
       <w:tab/>
-      <w:t>2026-07-25</w:t>
+      <w:t>2026-07-26</w:t>
       <w:br/>
       <w:br/>
     </w:r>

--- a/klagomål/S 5531-2021 FSC-klagomål.docx
+++ b/klagomål/S 5531-2021 FSC-klagomål.docx
@@ -862,7 +862,7 @@
     <w:r>
       <w:tab/>
       <w:tab/>
-      <w:t>2026-07-26</w:t>
+      <w:t>2026-07-27</w:t>
       <w:br/>
       <w:br/>
     </w:r>

--- a/klagomål/S 5531-2021 FSC-klagomål.docx
+++ b/klagomål/S 5531-2021 FSC-klagomål.docx
@@ -862,7 +862,7 @@
     <w:r>
       <w:tab/>
       <w:tab/>
-      <w:t>2026-07-27</w:t>
+      <w:t>2026-07-28</w:t>
       <w:br/>
       <w:br/>
     </w:r>

--- a/klagomål/S 5531-2021 FSC-klagomål.docx
+++ b/klagomål/S 5531-2021 FSC-klagomål.docx
@@ -862,7 +862,7 @@
     <w:r>
       <w:tab/>
       <w:tab/>
-      <w:t>2026-07-28</w:t>
+      <w:t>2026-07-29</w:t>
       <w:br/>
       <w:br/>
     </w:r>

--- a/klagomål/S 5531-2021 FSC-klagomål.docx
+++ b/klagomål/S 5531-2021 FSC-klagomål.docx
@@ -862,7 +862,7 @@
     <w:r>
       <w:tab/>
       <w:tab/>
-      <w:t>2026-07-29</w:t>
+      <w:t>2026-07-30</w:t>
       <w:br/>
       <w:br/>
     </w:r>

--- a/klagomål/S 5531-2021 FSC-klagomål.docx
+++ b/klagomål/S 5531-2021 FSC-klagomål.docx
@@ -862,7 +862,7 @@
     <w:r>
       <w:tab/>
       <w:tab/>
-      <w:t>2026-07-30</w:t>
+      <w:t>2026-07-31</w:t>
       <w:br/>
       <w:br/>
     </w:r>

--- a/klagomål/S 5531-2021 FSC-klagomål.docx
+++ b/klagomål/S 5531-2021 FSC-klagomål.docx
@@ -862,7 +862,7 @@
     <w:r>
       <w:tab/>
       <w:tab/>
-      <w:t>2026-07-31</w:t>
+      <w:t>2026-08-01</w:t>
       <w:br/>
       <w:br/>
     </w:r>

--- a/klagomål/S 5531-2021 FSC-klagomål.docx
+++ b/klagomål/S 5531-2021 FSC-klagomål.docx
@@ -862,7 +862,7 @@
     <w:r>
       <w:tab/>
       <w:tab/>
-      <w:t>2026-08-01</w:t>
+      <w:t>2026-08-02</w:t>
       <w:br/>
       <w:br/>
     </w:r>

--- a/klagomål/S 5531-2021 FSC-klagomål.docx
+++ b/klagomål/S 5531-2021 FSC-klagomål.docx
@@ -862,7 +862,7 @@
     <w:r>
       <w:tab/>
       <w:tab/>
-      <w:t>2026-08-02</w:t>
+      <w:t>2026-08-03</w:t>
       <w:br/>
       <w:br/>
     </w:r>

--- a/klagomål/S 5531-2021 FSC-klagomål.docx
+++ b/klagomål/S 5531-2021 FSC-klagomål.docx
@@ -862,7 +862,7 @@
     <w:r>
       <w:tab/>
       <w:tab/>
-      <w:t>2026-08-03</w:t>
+      <w:t>2026-08-05</w:t>
       <w:br/>
       <w:br/>
     </w:r>

--- a/klagomål/S 5531-2021 FSC-klagomål.docx
+++ b/klagomål/S 5531-2021 FSC-klagomål.docx
@@ -862,7 +862,7 @@
     <w:r>
       <w:tab/>
       <w:tab/>
-      <w:t>2026-08-05</w:t>
+      <w:t>2026-08-07</w:t>
       <w:br/>
       <w:br/>
     </w:r>

--- a/klagomål/S 5531-2021 FSC-klagomål.docx
+++ b/klagomål/S 5531-2021 FSC-klagomål.docx
@@ -862,7 +862,7 @@
     <w:r>
       <w:tab/>
       <w:tab/>
-      <w:t>2026-08-07</w:t>
+      <w:t>2026-08-08</w:t>
       <w:br/>
       <w:br/>
     </w:r>

--- a/klagomål/S 5531-2021 FSC-klagomål.docx
+++ b/klagomål/S 5531-2021 FSC-klagomål.docx
@@ -178,7 +178,7 @@
       <w:r>
         <w:drawing>
           <wp:inline xmlns:a="http://schemas.openxmlformats.org/drawingml/2006/main" xmlns:pic="http://schemas.openxmlformats.org/drawingml/2006/picture">
-            <wp:extent cx="5486400" cy="2867634"/>
+            <wp:extent cx="5486400" cy="2630078"/>
             <wp:docPr id="1" name="Picture 1"/>
             <wp:cNvGraphicFramePr>
               <a:graphicFrameLocks noChangeAspect="1"/>
@@ -199,7 +199,7 @@
                   <pic:spPr>
                     <a:xfrm>
                       <a:off x="0" y="0"/>
-                      <a:ext cx="5486400" cy="2867634"/>
+                      <a:ext cx="5486400" cy="2630078"/>
                     </a:xfrm>
                     <a:prstGeom prst="rect"/>
                   </pic:spPr>
@@ -216,12 +216,12 @@
         <w:spacing w:after="240"/>
       </w:pPr>
       <w:r>
-        <w:t>Figur 1. Fyndplatser för naturvårdsarter i samrådsanmälan. Markörer utan svart kant är placerade på fyndplatsen. Markörer med svart kant är placerade vid sidan av fyndplatsen har ett svart streck som visar fyndplatsens exakta position. Kartans mittpunktskoordinat är N 6221272, E 459589 i SWEREF 99 TM.</w:t>
+        <w:t>Figur 1. Fyndplatser för naturvårdsarter i samrådsanmälan. Markörer utan svart kant är placerade på fyndplatsen. Markörer med svart kant är placerade vid sidan av fyndplatsen och har ett svart streck som visar fyndplatsens exakta position. Kartans mittpunktskoordinat är N 6221272, E 459589 i SWEREF 99 TM.</w:t>
       </w:r>
     </w:p>
     <w:p>
       <w:r>
-        <w:t>I samrådsanmälan finns fynd av 4 naturvårdsarter, varav 1 är fridlyst, 3 är typiska (T) och 3 är signalarter (S): blåmossa (S, T), jättesvampmal (S), klippfrullania (S, T) och spillkråka (T, §4). Se Figur 1.</w:t>
+        <w:t>I samrådsanmälan finns fynd av 5 naturvårdsarter, varav 1 är rödlistad, 1 är fridlyst, 3 är typiska (T) och 3 är signalarter (S): praktfingersvamp (EN), blåmossa (S, T), jättesvampmal (S), klippfrullania (S, T) och spillkråka (T, §4). Se Figur 1.</w:t>
       </w:r>
     </w:p>
     <w:p>
@@ -245,6 +245,17 @@
     <w:p>
       <w:r>
         <w:t>Nedan följer beskrivningar av de naturvårdsarter och fridlysta arter som har sina livsmiljöer och växtplatser i den samrådsanmälda skogen. Se även ytterligare artfakta i BILAGA 1. De påträffade naturvårdsarterna är ett tydligt kvitto på att det rör sig om en skog med höga naturvärden.</w:t>
+      </w:r>
+    </w:p>
+    <w:p>
+      <w:r>
+        <w:rPr>
+          <w:b/>
+        </w:rPr>
+        <w:t>Praktfingersvamp (EN)</w:t>
+      </w:r>
+      <w:r>
+        <w:t xml:space="preserve"> är en starkt hotad art som bildar mykorrhiza med bok, ek, avenbok och ev. hassel, i ängsbokskog, ek-hasselskog och hässlen med inslag av ek på kalkrik mark. En sällsynt sydlig art, knuten till exklusiva miljöer. Främsta hotet utgörs av avverkning eller exploatering av växtplatserna. Praktfingersvamp är så ovanlig att samtliga lokaler bör omfattas av någon form av områdesskydd. Arten är placerad högst upp i Skogsstyrelsens värdepyramid för bedömning av skog med höga naturvärden (SLU Artdatabanken, 2026; Nitare &amp; Skogsstyrelsen, 2019).</w:t>
       </w:r>
     </w:p>
     <w:p>
@@ -451,7 +462,7 @@
         <w:rPr>
           <w:i/>
         </w:rPr>
-        <w:t>I det samrådsanmälda skogsområdet har 4 naturvårdsarter varav 0 rödlistade arter sina livsmiljöer och växtplatser.</w:t>
+        <w:t>I det samrådsanmälda skogsområdet har 5 naturvårdsarter varav 1 rödlistade arter sina livsmiljöer och växtplatser.</w:t>
       </w:r>
     </w:p>
     <w:p>
@@ -851,7 +862,7 @@
     <w:r>
       <w:tab/>
       <w:tab/>
-      <w:t>2026-08-14</w:t>
+      <w:t>2026-08-15</w:t>
       <w:br/>
       <w:br/>
     </w:r>

--- a/klagomål/S 5531-2021 FSC-klagomål.docx
+++ b/klagomål/S 5531-2021 FSC-klagomål.docx
@@ -862,7 +862,7 @@
     <w:r>
       <w:tab/>
       <w:tab/>
-      <w:t>2026-08-15</w:t>
+      <w:t>2026-08-16</w:t>
       <w:br/>
       <w:br/>
     </w:r>

--- a/klagomål/S 5531-2021 FSC-klagomål.docx
+++ b/klagomål/S 5531-2021 FSC-klagomål.docx
@@ -862,7 +862,7 @@
     <w:r>
       <w:tab/>
       <w:tab/>
-      <w:t>2026-08-16</w:t>
+      <w:t>2026-08-17</w:t>
       <w:br/>
       <w:br/>
     </w:r>

--- a/klagomål/S 5531-2021 FSC-klagomål.docx
+++ b/klagomål/S 5531-2021 FSC-klagomål.docx
@@ -862,7 +862,7 @@
     <w:r>
       <w:tab/>
       <w:tab/>
-      <w:t>2026-08-17</w:t>
+      <w:t>2026-08-18</w:t>
       <w:br/>
       <w:br/>
     </w:r>

--- a/klagomål/S 5531-2021 FSC-klagomål.docx
+++ b/klagomål/S 5531-2021 FSC-klagomål.docx
@@ -862,7 +862,7 @@
     <w:r>
       <w:tab/>
       <w:tab/>
-      <w:t>2026-08-18</w:t>
+      <w:t>2026-08-19</w:t>
       <w:br/>
       <w:br/>
     </w:r>

--- a/klagomål/S 5531-2021 FSC-klagomål.docx
+++ b/klagomål/S 5531-2021 FSC-klagomål.docx
@@ -862,7 +862,7 @@
     <w:r>
       <w:tab/>
       <w:tab/>
-      <w:t>2026-08-19</w:t>
+      <w:t>2026-08-20</w:t>
       <w:br/>
       <w:br/>
     </w:r>

--- a/klagomål/S 5531-2021 FSC-klagomål.docx
+++ b/klagomål/S 5531-2021 FSC-klagomål.docx
@@ -862,7 +862,7 @@
     <w:r>
       <w:tab/>
       <w:tab/>
-      <w:t>2026-08-20</w:t>
+      <w:t>2026-08-21</w:t>
       <w:br/>
       <w:br/>
     </w:r>

--- a/klagomål/S 5531-2021 FSC-klagomål.docx
+++ b/klagomål/S 5531-2021 FSC-klagomål.docx
@@ -862,7 +862,7 @@
     <w:r>
       <w:tab/>
       <w:tab/>
-      <w:t>2026-08-21</w:t>
+      <w:t>2026-08-22</w:t>
       <w:br/>
       <w:br/>
     </w:r>

--- a/klagomål/S 5531-2021 FSC-klagomål.docx
+++ b/klagomål/S 5531-2021 FSC-klagomål.docx
@@ -862,7 +862,7 @@
     <w:r>
       <w:tab/>
       <w:tab/>
-      <w:t>2026-08-22</w:t>
+      <w:t>2026-08-23</w:t>
       <w:br/>
       <w:br/>
     </w:r>

--- a/klagomål/S 5531-2021 FSC-klagomål.docx
+++ b/klagomål/S 5531-2021 FSC-klagomål.docx
@@ -862,7 +862,7 @@
     <w:r>
       <w:tab/>
       <w:tab/>
-      <w:t>2026-08-23</w:t>
+      <w:t>2026-08-24</w:t>
       <w:br/>
       <w:br/>
     </w:r>
